--- a/docs/thesis/stage3b/Stage3B_Recruitment_Campaign_Pack.docx
+++ b/docs/thesis/stage3b/Stage3B_Recruitment_Campaign_Pack.docx
@@ -74,6 +74,9 @@
           <w:i w:val="0"/>
         </w:rPr>
         <w:t>Structure: Wave 1 to all channels in week 1; one reminder in week 3; window closes end of week 4. Target 40-60 new participants across bands 25-44 / 45-64 / 65-80, with 65-80 prioritised. Same distributors as Stage 3 are welcome — but they invite DIFFERENT people, and their own plays are not submitted.</w:t>
+      </w:r>
+      <w:r>
+        <w:t xml:space="preserve"> CHANNEL PLAN UPDATE (8 Aug 2026): business-school network (100+, 40+) carries the 45-64 band — add to E-mail B when sent to current students: 'Taking part is entirely voluntary, anonymous, and has no connection to any course, grade or relationship with me.' Elderly house / day community centre carries 20-30 of the 65-80 band via on-site sessions — obtain the centre manager's written agreement first (one e-mail suffices, archived), log the channel as 'community-centre session', facilitators help with devices only, never with play. Revised campaign target: 80-120 total.</w:t>
       </w:r>
     </w:p>
     <w:p>
